--- a/docreport/Rentora-Recommendations.docx
+++ b/docreport/Rentora-Recommendations.docx
@@ -43,7 +43,7 @@
           <w:sz w:val="18"/>
           <w:szCs w:val="18"/>
         </w:rPr>
-        <w:t xml:space="preserve">Playwright-MCP live analysis · Desktop 1920×1080 + Responsive (768 / 375) · 26 Jun 2026</w:t>
+        <w:t xml:space="preserve">Playwright-MCP live analysis · Desktop 1920×1200 maximised + Responsive (768 / 375) · 27 Jun 2026</w:t>
       </w:r>
     </w:p>
     <w:p>
@@ -60,7 +60,7 @@
         <w:spacing w:after="80"/>
       </w:pPr>
       <w:r>
-        <w:t xml:space="preserve">The live application was driven end-to-end with the Playwright MCP browser across every role. The desktop pass ran at full-screen 1920×1080; a responsiveness sweep was then run at tablet (768×1024) and mobile (375×812). This report contains four targeted recommendations requested for this cycle (remove Browse from the header, fix the search sidebar filter, clear the console report, update the admin UI), plus the responsiveness findings.</w:t>
+        <w:t xml:space="preserve">The live application was driven end-to-end with the Playwright MCP browser across every role. The desktop pass ran full-screen at a maximised 1920×1200 window; a responsiveness sweep was then run at tablet (768×1024) and mobile (375×812). This report contains the targeted recommendations for this cycle (remove Browse from the header, fix the search sidebar filter, clear the console report, update the admin UI, and configure Cloudinary so photo upload works), plus the responsiveness findings.</w:t>
       </w:r>
     </w:p>
     <w:tbl>
@@ -558,6 +558,53 @@
                 <w:color w:val="EF6C00"/>
               </w:rPr>
               <w:t xml:space="preserve">Medium</w:t>
+            </w:r>
+          </w:p>
+        </w:tc>
+      </w:tr>
+      <w:tr>
+        <w:tc>
+          <w:p>
+            <w:r>
+              <w:rPr>
+                <w:b w:val="false"/>
+                <w:bCs w:val="false"/>
+              </w:rPr>
+              <w:t xml:space="preserve">R6</w:t>
+            </w:r>
+          </w:p>
+        </w:tc>
+        <w:tc>
+          <w:p>
+            <w:r>
+              <w:rPr>
+                <w:b w:val="false"/>
+                <w:bCs w:val="false"/>
+              </w:rPr>
+              <w:t xml:space="preserve">Configure Cloudinary &amp; surface the photo uploader by default</w:t>
+            </w:r>
+          </w:p>
+        </w:tc>
+        <w:tc>
+          <w:p>
+            <w:r>
+              <w:rPr>
+                <w:b w:val="false"/>
+                <w:bCs w:val="false"/>
+              </w:rPr>
+              <w:t xml:space="preserve">Listings / Media</w:t>
+            </w:r>
+          </w:p>
+        </w:tc>
+        <w:tc>
+          <w:p>
+            <w:r>
+              <w:rPr>
+                <w:b/>
+                <w:bCs/>
+                <w:color w:val="C62828"/>
+              </w:rPr>
+              <w:t xml:space="preserve">High</w:t>
             </w:r>
           </w:p>
         </w:tc>
@@ -2502,15 +2549,7 @@
         <w:spacing w:after="120" w:before="240"/>
       </w:pPr>
       <w:r>
-        <w:t xml:space="preserve">6. Role-wise core-feature verification</w:t>
-      </w:r>
-    </w:p>
-    <w:p>
-      <w:pPr>
-        <w:spacing w:after="80"/>
-      </w:pPr>
-      <w:r>
-        <w:t xml:space="preserve">Each role’s core journeys were exercised live in the headed browser. Every authenticated surface is clean (0 console errors); only the public /search page carries the 20 slider errors (R2/R3). Guest→renter self-registration remains blocked by BUG-001 (mailer 500).</w:t>
+        <w:t xml:space="preserve">5b. R6 — Configure Cloudinary &amp; surface the photo uploader</w:t>
       </w:r>
     </w:p>
     <w:tbl>
@@ -2532,12 +2571,9 @@
         <w:gridCol w:w="100"/>
       </w:tblGrid>
       <w:tr>
-        <w:trPr>
-          <w:tblHeader/>
-        </w:trPr>
         <w:tc>
           <w:tcPr>
-            <w:shd w:fill="2E7D32" w:val="clear"/>
+            <w:shd w:fill="455A64" w:val="clear"/>
           </w:tcPr>
           <w:p>
             <w:r>
@@ -2546,13 +2582,13 @@
                 <w:bCs/>
                 <w:color w:val="FFFFFF"/>
               </w:rPr>
-              <w:t xml:space="preserve">Role</w:t>
+              <w:t xml:space="preserve">Area</w:t>
             </w:r>
           </w:p>
         </w:tc>
         <w:tc>
           <w:tcPr>
-            <w:shd w:fill="2E7D32" w:val="clear"/>
+            <w:shd w:fill="455A64" w:val="clear"/>
           </w:tcPr>
           <w:p>
             <w:r>
@@ -2561,13 +2597,13 @@
                 <w:bCs/>
                 <w:color w:val="FFFFFF"/>
               </w:rPr>
-              <w:t xml:space="preserve">Core surfaces verified</w:t>
+              <w:t xml:space="preserve">Priority</w:t>
             </w:r>
           </w:p>
         </w:tc>
         <w:tc>
           <w:tcPr>
-            <w:shd w:fill="2E7D32" w:val="clear"/>
+            <w:shd w:fill="455A64" w:val="clear"/>
           </w:tcPr>
           <w:p>
             <w:r>
@@ -2576,13 +2612,13 @@
                 <w:bCs/>
                 <w:color w:val="FFFFFF"/>
               </w:rPr>
-              <w:t xml:space="preserve">Console</w:t>
+              <w:t xml:space="preserve">Severity</w:t>
             </w:r>
           </w:p>
         </w:tc>
         <w:tc>
           <w:tcPr>
-            <w:shd w:fill="2E7D32" w:val="clear"/>
+            <w:shd w:fill="455A64" w:val="clear"/>
           </w:tcPr>
           <w:p>
             <w:r>
@@ -2591,199 +2627,53 @@
                 <w:bCs/>
                 <w:color w:val="FFFFFF"/>
               </w:rPr>
-              <w:t xml:space="preserve">Result</w:t>
-            </w:r>
-          </w:p>
-        </w:tc>
-      </w:tr>
-      <w:tr>
-        <w:tc>
-          <w:p>
-            <w:r>
-              <w:rPr>
-                <w:b/>
-                <w:bCs/>
-              </w:rPr>
-              <w:t xml:space="preserve">Guest</w:t>
-            </w:r>
-          </w:p>
-        </w:tc>
-        <w:tc>
-          <w:p>
-            <w:r>
-              <w:rPr>
-                <w:b w:val="false"/>
-                <w:bCs w:val="false"/>
-              </w:rPr>
-              <w:t xml:space="preserve">Home, /search catalogue, property detail, property-type quick filter, city landing page, 404 handling</w:t>
-            </w:r>
-          </w:p>
-        </w:tc>
-        <w:tc>
-          <w:p>
-            <w:r>
-              <w:rPr>
-                <w:b w:val="false"/>
-                <w:bCs w:val="false"/>
-                <w:color w:val="C62828"/>
-              </w:rPr>
-              <w:t xml:space="preserve">20 on /search</w:t>
-            </w:r>
-          </w:p>
-        </w:tc>
-        <w:tc>
-          <w:p>
-            <w:r>
-              <w:rPr>
-                <w:b/>
-                <w:bCs/>
-                <w:color w:val="EF6C00"/>
-              </w:rPr>
-              <w:t xml:space="preserve">Pass*</w:t>
-            </w:r>
-          </w:p>
-        </w:tc>
-      </w:tr>
-      <w:tr>
-        <w:tc>
-          <w:p>
-            <w:r>
-              <w:rPr>
-                <w:b/>
-                <w:bCs/>
-              </w:rPr>
-              <w:t xml:space="preserve">Renter</w:t>
-            </w:r>
-          </w:p>
-        </w:tc>
-        <w:tc>
-          <w:p>
-            <w:r>
-              <w:rPr>
-                <w:b w:val="false"/>
-                <w:bCs w:val="false"/>
-              </w:rPr>
-              <w:t xml:space="preserve">/renter/dashboard (Saved · Messages · Verification · Profile), property detail with “Save listing” + “Message Owner”, owner phone PII-gated</w:t>
-            </w:r>
-          </w:p>
-        </w:tc>
-        <w:tc>
-          <w:p>
-            <w:r>
-              <w:rPr>
-                <w:b w:val="false"/>
-                <w:bCs w:val="false"/>
-                <w:color w:val="2E7D32"/>
-              </w:rPr>
-              <w:t xml:space="preserve">0</w:t>
-            </w:r>
-          </w:p>
-        </w:tc>
-        <w:tc>
-          <w:p>
-            <w:r>
-              <w:rPr>
-                <w:b/>
-                <w:bCs/>
-                <w:color w:val="2E7D32"/>
-              </w:rPr>
-              <w:t xml:space="preserve">Pass</w:t>
-            </w:r>
-          </w:p>
-        </w:tc>
-      </w:tr>
-      <w:tr>
-        <w:tc>
-          <w:p>
-            <w:r>
-              <w:rPr>
-                <w:b/>
-                <w:bCs/>
-              </w:rPr>
-              <w:t xml:space="preserve">Owner</w:t>
-            </w:r>
-          </w:p>
-        </w:tc>
-        <w:tc>
-          <w:p>
-            <w:r>
-              <w:rPr>
-                <w:b w:val="false"/>
-                <w:bCs w:val="false"/>
-              </w:rPr>
-              <w:t xml:space="preserve">/owner/dashboard KPIs, My Listings, 10-step Add-Listing wizard (Continue gated until valid), Profile</w:t>
-            </w:r>
-          </w:p>
-        </w:tc>
-        <w:tc>
-          <w:p>
-            <w:r>
-              <w:rPr>
-                <w:b w:val="false"/>
-                <w:bCs w:val="false"/>
-                <w:color w:val="2E7D32"/>
-              </w:rPr>
-              <w:t xml:space="preserve">0</w:t>
-            </w:r>
-          </w:p>
-        </w:tc>
-        <w:tc>
-          <w:p>
-            <w:r>
-              <w:rPr>
-                <w:b/>
-                <w:bCs/>
-                <w:color w:val="2E7D32"/>
-              </w:rPr>
-              <w:t xml:space="preserve">Pass</w:t>
-            </w:r>
-          </w:p>
-        </w:tc>
-      </w:tr>
-      <w:tr>
-        <w:tc>
-          <w:p>
-            <w:r>
-              <w:rPr>
-                <w:b/>
-                <w:bCs/>
-              </w:rPr>
-              <w:t xml:space="preserve">Admin</w:t>
-            </w:r>
-          </w:p>
-        </w:tc>
-        <w:tc>
-          <w:p>
-            <w:r>
-              <w:rPr>
-                <w:b w:val="false"/>
-                <w:bCs w:val="false"/>
-              </w:rPr>
-              <w:t xml:space="preserve">/admin/dashboard KPIs, Review Queue (status tabs), Users (search · role filter · ban · pagination), NID Verify, Messages</w:t>
-            </w:r>
-          </w:p>
-        </w:tc>
-        <w:tc>
-          <w:p>
-            <w:r>
-              <w:rPr>
-                <w:b w:val="false"/>
-                <w:bCs w:val="false"/>
-                <w:color w:val="2E7D32"/>
-              </w:rPr>
-              <w:t xml:space="preserve">0</w:t>
-            </w:r>
-          </w:p>
-        </w:tc>
-        <w:tc>
-          <w:p>
-            <w:r>
-              <w:rPr>
-                <w:b/>
-                <w:bCs/>
-                <w:color w:val="2E7D32"/>
-              </w:rPr>
-              <w:t xml:space="preserve">Pass</w:t>
+              <w:t xml:space="preserve">Linked bug</w:t>
+            </w:r>
+          </w:p>
+        </w:tc>
+      </w:tr>
+      <w:tr>
+        <w:tc>
+          <w:p>
+            <w:r>
+              <w:rPr>
+                <w:b w:val="false"/>
+                <w:bCs w:val="false"/>
+              </w:rPr>
+              <w:t xml:space="preserve">Listings / Media upload</w:t>
+            </w:r>
+          </w:p>
+        </w:tc>
+        <w:tc>
+          <w:p>
+            <w:r>
+              <w:rPr>
+                <w:b w:val="false"/>
+                <w:bCs w:val="false"/>
+              </w:rPr>
+              <w:t xml:space="preserve">High</w:t>
+            </w:r>
+          </w:p>
+        </w:tc>
+        <w:tc>
+          <w:p>
+            <w:r>
+              <w:rPr>
+                <w:b w:val="false"/>
+                <w:bCs w:val="false"/>
+              </w:rPr>
+              <w:t xml:space="preserve">Functional blocker</w:t>
+            </w:r>
+          </w:p>
+        </w:tc>
+        <w:tc>
+          <w:p>
+            <w:r>
+              <w:rPr>
+                <w:b w:val="false"/>
+                <w:bCs w:val="false"/>
+              </w:rPr>
+              <w:t xml:space="preserve">BUG-007</w:t>
             </w:r>
           </w:p>
         </w:tc>
@@ -2795,11 +2685,20 @@
       </w:pPr>
       <w:r>
         <w:rPr>
-          <w:i/>
-          <w:iCs/>
-          <w:color w:val="666666"/>
+          <w:b/>
+          <w:bCs/>
+          <w:sz w:val="24"/>
+          <w:szCs w:val="24"/>
         </w:rPr>
-        <w:t xml:space="preserve">* Guest passes functionally; the /search slider defect (R2/R3) is the only blemish on the public path.</w:t>
+        <w:t xml:space="preserve">Finding</w:t>
+      </w:r>
+    </w:p>
+    <w:p>
+      <w:pPr>
+        <w:spacing w:after="80"/>
+      </w:pPr>
+      <w:r>
+        <w:t xml:space="preserve">Adding photos to a listing fails for every role — confirmed live on both the admin Create Listing form and the owner Add-Listing wizard step 7 (completed end-to-end). POST …/listings/create/images/upload returns HTTP 501 Not Implemented with the banner “Image uploads require Cloudinary configuration” (the owner copy adds “— coming soon.”), and the counter stays at 0 / 20. The impact differs by role: the admin uploader is hidden behind a default-ON “Use placeholder image instead” switch (initial impression: “there is no way to upload images”), whereas the owner wizard shows the uploader by default but enforces a “minimum 3 photos” gate — so the 501 hard-blocks owners from completing a real-photo listing unless they fall back to the placeholder.</w:t>
       </w:r>
     </w:p>
     <w:p>
@@ -2809,7 +2708,7 @@
       <w:r>
         <w:drawing>
           <wp:inline distT="0" distB="0" distL="0" distR="0">
-            <wp:extent cx="5334000" cy="3143250"/>
+            <wp:extent cx="5143500" cy="1428750"/>
             <wp:effectExtent t="0" r="0" b="0" l="0"/>
             <wp:docPr id="1" name="" descr="" title=""/>
             <wp:cNvGraphicFramePr>
@@ -2834,7 +2733,7 @@
                   <pic:spPr bwMode="auto">
                     <a:xfrm>
                       <a:off x="0" y="0"/>
-                      <a:ext cx="5334000" cy="3143250"/>
+                      <a:ext cx="5143500" cy="1428750"/>
                     </a:xfrm>
                     <a:prstGeom prst="rect">
                       <a:avLst/>
@@ -2859,7 +2758,410 @@
           <w:sz w:val="16"/>
           <w:szCs w:val="16"/>
         </w:rPr>
-        <w:t xml:space="preserve">Renter — property detail: “Save listing” and “Message Owner” available; the owner’s phone is correctly hidden (PII-gated) until contact.</w:t>
+        <w:t xml:space="preserve">REC-06 — Photos section: the Cloudinary 501 error after turning the placeholder toggle off and choosing a valid image.</w:t>
+      </w:r>
+    </w:p>
+    <w:p>
+      <w:pPr>
+        <w:spacing w:after="80"/>
+      </w:pPr>
+      <w:r>
+        <w:rPr>
+          <w:b/>
+          <w:bCs/>
+        </w:rPr>
+        <w:t xml:space="preserve">Root cause</w:t>
+      </w:r>
+    </w:p>
+    <w:p>
+      <w:pPr>
+        <w:spacing w:after="80"/>
+      </w:pPr>
+      <w:r>
+        <w:t xml:space="preserve">The upload endpoint is gated on Cloudinary credentials that are absent in this environment, so it short-circuits with 501 rather than storing the file. Because it is server configuration (not page code), the failure is platform-wide — every image-upload entry point is affected identically.</w:t>
+      </w:r>
+    </w:p>
+    <w:p>
+      <w:pPr>
+        <w:spacing w:after="80"/>
+      </w:pPr>
+      <w:r>
+        <w:rPr>
+          <w:b/>
+          <w:bCs/>
+        </w:rPr>
+        <w:t xml:space="preserve">Recommendation</w:t>
+      </w:r>
+    </w:p>
+    <w:p>
+      <w:pPr>
+        <w:pStyle w:val="ListParagraph"/>
+        <w:numPr>
+          <w:ilvl w:val="0"/>
+          <w:numId w:val="1"/>
+        </w:numPr>
+        <w:spacing w:after="40"/>
+      </w:pPr>
+      <w:r>
+        <w:t xml:space="preserve">Set CLOUDINARY_CLOUD_NAME / CLOUDINARY_API_KEY / CLOUDINARY_API_SECRET (or the app’s configured driver) in every environment and restart, so /images/upload returns 200 and stores the asset.</w:t>
+      </w:r>
+    </w:p>
+    <w:p>
+      <w:pPr>
+        <w:pStyle w:val="ListParagraph"/>
+        <w:numPr>
+          <w:ilvl w:val="0"/>
+          <w:numId w:val="1"/>
+        </w:numPr>
+        <w:spacing w:after="40"/>
+      </w:pPr>
+      <w:r>
+        <w:t xml:space="preserve">If a non-Cloudinary driver is intended for local/dev, wire a local disk fallback so uploads degrade gracefully instead of returning 501.</w:t>
+      </w:r>
+    </w:p>
+    <w:p>
+      <w:pPr>
+        <w:pStyle w:val="ListParagraph"/>
+        <w:numPr>
+          <w:ilvl w:val="0"/>
+          <w:numId w:val="1"/>
+        </w:numPr>
+        <w:spacing w:after="40"/>
+      </w:pPr>
+      <w:r>
+        <w:t xml:space="preserve">Default the Photos section to showing the uploader (placeholder OFF), or make the toggle a clearly-labelled secondary choice — don’t hide the primary action behind a default-on switch.</w:t>
+      </w:r>
+    </w:p>
+    <w:p>
+      <w:pPr>
+        <w:pStyle w:val="ListParagraph"/>
+        <w:numPr>
+          <w:ilvl w:val="0"/>
+          <w:numId w:val="1"/>
+        </w:numPr>
+        <w:spacing w:after="40"/>
+      </w:pPr>
+      <w:r>
+        <w:t xml:space="preserve">When upload is genuinely unavailable, disable the dropzone and show an inline explanation instead of letting the user pick a file and then fail.</w:t>
+      </w:r>
+    </w:p>
+    <w:p>
+      <w:pPr>
+        <w:pStyle w:val="ListParagraph"/>
+        <w:numPr>
+          <w:ilvl w:val="0"/>
+          <w:numId w:val="1"/>
+        </w:numPr>
+        <w:spacing w:after="40"/>
+      </w:pPr>
+      <w:r>
+        <w:t xml:space="preserve">Keep ADM-10 (upload must not 501) as a CI regression gate and ADM-11 (toggle default) as a UI guard.</w:t>
+      </w:r>
+    </w:p>
+    <w:p>
+      <w:pPr>
+        <w:pStyle w:val="Heading1"/>
+        <w:spacing w:after="120" w:before="240"/>
+      </w:pPr>
+      <w:r>
+        <w:t xml:space="preserve">6. Role-wise core-feature verification</w:t>
+      </w:r>
+    </w:p>
+    <w:p>
+      <w:pPr>
+        <w:spacing w:after="80"/>
+      </w:pPr>
+      <w:r>
+        <w:t xml:space="preserve">Each role’s core journeys were exercised live in the headed browser. Every authenticated surface is clean (0 console errors); only the public /search page carries the 20 slider errors (R2/R3). Guest→renter self-registration remains blocked by BUG-001 (mailer 500).</w:t>
+      </w:r>
+    </w:p>
+    <w:tbl>
+      <w:tblPr>
+        <w:tblW w:type="pct" w:w="100%"/>
+        <w:tblBorders>
+          <w:top w:val="single" w:color="BBBBBB" w:sz="1"/>
+          <w:left w:val="single" w:color="BBBBBB" w:sz="1"/>
+          <w:bottom w:val="single" w:color="BBBBBB" w:sz="1"/>
+          <w:right w:val="single" w:color="BBBBBB" w:sz="1"/>
+          <w:insideH w:val="single" w:color="BBBBBB" w:sz="1"/>
+          <w:insideV w:val="single" w:color="BBBBBB" w:sz="1"/>
+        </w:tblBorders>
+      </w:tblPr>
+      <w:tblGrid>
+        <w:gridCol w:w="100"/>
+        <w:gridCol w:w="100"/>
+        <w:gridCol w:w="100"/>
+        <w:gridCol w:w="100"/>
+      </w:tblGrid>
+      <w:tr>
+        <w:trPr>
+          <w:tblHeader/>
+        </w:trPr>
+        <w:tc>
+          <w:tcPr>
+            <w:shd w:fill="2E7D32" w:val="clear"/>
+          </w:tcPr>
+          <w:p>
+            <w:r>
+              <w:rPr>
+                <w:b/>
+                <w:bCs/>
+                <w:color w:val="FFFFFF"/>
+              </w:rPr>
+              <w:t xml:space="preserve">Role</w:t>
+            </w:r>
+          </w:p>
+        </w:tc>
+        <w:tc>
+          <w:tcPr>
+            <w:shd w:fill="2E7D32" w:val="clear"/>
+          </w:tcPr>
+          <w:p>
+            <w:r>
+              <w:rPr>
+                <w:b/>
+                <w:bCs/>
+                <w:color w:val="FFFFFF"/>
+              </w:rPr>
+              <w:t xml:space="preserve">Core surfaces verified</w:t>
+            </w:r>
+          </w:p>
+        </w:tc>
+        <w:tc>
+          <w:tcPr>
+            <w:shd w:fill="2E7D32" w:val="clear"/>
+          </w:tcPr>
+          <w:p>
+            <w:r>
+              <w:rPr>
+                <w:b/>
+                <w:bCs/>
+                <w:color w:val="FFFFFF"/>
+              </w:rPr>
+              <w:t xml:space="preserve">Console</w:t>
+            </w:r>
+          </w:p>
+        </w:tc>
+        <w:tc>
+          <w:tcPr>
+            <w:shd w:fill="2E7D32" w:val="clear"/>
+          </w:tcPr>
+          <w:p>
+            <w:r>
+              <w:rPr>
+                <w:b/>
+                <w:bCs/>
+                <w:color w:val="FFFFFF"/>
+              </w:rPr>
+              <w:t xml:space="preserve">Result</w:t>
+            </w:r>
+          </w:p>
+        </w:tc>
+      </w:tr>
+      <w:tr>
+        <w:tc>
+          <w:p>
+            <w:r>
+              <w:rPr>
+                <w:b/>
+                <w:bCs/>
+              </w:rPr>
+              <w:t xml:space="preserve">Guest</w:t>
+            </w:r>
+          </w:p>
+        </w:tc>
+        <w:tc>
+          <w:p>
+            <w:r>
+              <w:rPr>
+                <w:b w:val="false"/>
+                <w:bCs w:val="false"/>
+              </w:rPr>
+              <w:t xml:space="preserve">Home, /search catalogue, property detail, property-type quick filter, city landing page, 404 handling</w:t>
+            </w:r>
+          </w:p>
+        </w:tc>
+        <w:tc>
+          <w:p>
+            <w:r>
+              <w:rPr>
+                <w:b w:val="false"/>
+                <w:bCs w:val="false"/>
+                <w:color w:val="C62828"/>
+              </w:rPr>
+              <w:t xml:space="preserve">20 on /search</w:t>
+            </w:r>
+          </w:p>
+        </w:tc>
+        <w:tc>
+          <w:p>
+            <w:r>
+              <w:rPr>
+                <w:b/>
+                <w:bCs/>
+                <w:color w:val="EF6C00"/>
+              </w:rPr>
+              <w:t xml:space="preserve">Pass*</w:t>
+            </w:r>
+          </w:p>
+        </w:tc>
+      </w:tr>
+      <w:tr>
+        <w:tc>
+          <w:p>
+            <w:r>
+              <w:rPr>
+                <w:b/>
+                <w:bCs/>
+              </w:rPr>
+              <w:t xml:space="preserve">Renter</w:t>
+            </w:r>
+          </w:p>
+        </w:tc>
+        <w:tc>
+          <w:p>
+            <w:r>
+              <w:rPr>
+                <w:b w:val="false"/>
+                <w:bCs w:val="false"/>
+              </w:rPr>
+              <w:t xml:space="preserve">/renter/dashboard (Saved · Messages · Verification · Profile), property detail with “Save listing” + “Message Owner”, owner phone PII-gated</w:t>
+            </w:r>
+          </w:p>
+        </w:tc>
+        <w:tc>
+          <w:p>
+            <w:r>
+              <w:rPr>
+                <w:b w:val="false"/>
+                <w:bCs w:val="false"/>
+                <w:color w:val="2E7D32"/>
+              </w:rPr>
+              <w:t xml:space="preserve">0</w:t>
+            </w:r>
+          </w:p>
+        </w:tc>
+        <w:tc>
+          <w:p>
+            <w:r>
+              <w:rPr>
+                <w:b/>
+                <w:bCs/>
+                <w:color w:val="2E7D32"/>
+              </w:rPr>
+              <w:t xml:space="preserve">Pass</w:t>
+            </w:r>
+          </w:p>
+        </w:tc>
+      </w:tr>
+      <w:tr>
+        <w:tc>
+          <w:p>
+            <w:r>
+              <w:rPr>
+                <w:b/>
+                <w:bCs/>
+              </w:rPr>
+              <w:t xml:space="preserve">Owner</w:t>
+            </w:r>
+          </w:p>
+        </w:tc>
+        <w:tc>
+          <w:p>
+            <w:r>
+              <w:rPr>
+                <w:b w:val="false"/>
+                <w:bCs w:val="false"/>
+              </w:rPr>
+              <w:t xml:space="preserve">/owner/dashboard KPIs, My Listings, 10-step Add-Listing wizard (Continue gated until valid), Profile</w:t>
+            </w:r>
+          </w:p>
+        </w:tc>
+        <w:tc>
+          <w:p>
+            <w:r>
+              <w:rPr>
+                <w:b w:val="false"/>
+                <w:bCs w:val="false"/>
+                <w:color w:val="2E7D32"/>
+              </w:rPr>
+              <w:t xml:space="preserve">0</w:t>
+            </w:r>
+          </w:p>
+        </w:tc>
+        <w:tc>
+          <w:p>
+            <w:r>
+              <w:rPr>
+                <w:b/>
+                <w:bCs/>
+                <w:color w:val="2E7D32"/>
+              </w:rPr>
+              <w:t xml:space="preserve">Pass</w:t>
+            </w:r>
+          </w:p>
+        </w:tc>
+      </w:tr>
+      <w:tr>
+        <w:tc>
+          <w:p>
+            <w:r>
+              <w:rPr>
+                <w:b/>
+                <w:bCs/>
+              </w:rPr>
+              <w:t xml:space="preserve">Admin</w:t>
+            </w:r>
+          </w:p>
+        </w:tc>
+        <w:tc>
+          <w:p>
+            <w:r>
+              <w:rPr>
+                <w:b w:val="false"/>
+                <w:bCs w:val="false"/>
+              </w:rPr>
+              <w:t xml:space="preserve">/admin/dashboard KPIs, Review Queue (status tabs), Users (search · role filter · ban · pagination), NID Verify, Messages</w:t>
+            </w:r>
+          </w:p>
+        </w:tc>
+        <w:tc>
+          <w:p>
+            <w:r>
+              <w:rPr>
+                <w:b w:val="false"/>
+                <w:bCs w:val="false"/>
+                <w:color w:val="2E7D32"/>
+              </w:rPr>
+              <w:t xml:space="preserve">0</w:t>
+            </w:r>
+          </w:p>
+        </w:tc>
+        <w:tc>
+          <w:p>
+            <w:r>
+              <w:rPr>
+                <w:b/>
+                <w:bCs/>
+                <w:color w:val="2E7D32"/>
+              </w:rPr>
+              <w:t xml:space="preserve">Pass</w:t>
+            </w:r>
+          </w:p>
+        </w:tc>
+      </w:tr>
+    </w:tbl>
+    <w:p>
+      <w:pPr>
+        <w:spacing w:after="80"/>
+      </w:pPr>
+      <w:r>
+        <w:rPr>
+          <w:i/>
+          <w:iCs/>
+          <w:color w:val="666666"/>
+        </w:rPr>
+        <w:t xml:space="preserve">* Guest passes functionally; the /search slider defect (R2/R3) is the only blemish on the public path.</w:t>
       </w:r>
     </w:p>
     <w:p>
@@ -2869,7 +3171,7 @@
       <w:r>
         <w:drawing>
           <wp:inline distT="0" distB="0" distL="0" distR="0">
-            <wp:extent cx="5334000" cy="2857500"/>
+            <wp:extent cx="5334000" cy="3143250"/>
             <wp:effectExtent t="0" r="0" b="0" l="0"/>
             <wp:docPr id="1" name="" descr="" title=""/>
             <wp:cNvGraphicFramePr>
@@ -2894,7 +3196,7 @@
                   <pic:spPr bwMode="auto">
                     <a:xfrm>
                       <a:off x="0" y="0"/>
-                      <a:ext cx="5334000" cy="2857500"/>
+                      <a:ext cx="5334000" cy="3143250"/>
                     </a:xfrm>
                     <a:prstGeom prst="rect">
                       <a:avLst/>
@@ -2919,7 +3221,7 @@
           <w:sz w:val="16"/>
           <w:szCs w:val="16"/>
         </w:rPr>
-        <w:t xml:space="preserve">Owner — 10-step Add-Listing wizard (Type → Preview); “Continue” stays disabled until a property type + audience are chosen, and the flow promises save-and-resume.</w:t>
+        <w:t xml:space="preserve">Renter — property detail: “Save listing” and “Message Owner” available; the owner’s phone is correctly hidden (PII-gated) until contact.</w:t>
       </w:r>
     </w:p>
     <w:p>
@@ -2929,7 +3231,7 @@
       <w:r>
         <w:drawing>
           <wp:inline distT="0" distB="0" distL="0" distR="0">
-            <wp:extent cx="5334000" cy="2381250"/>
+            <wp:extent cx="5334000" cy="2857500"/>
             <wp:effectExtent t="0" r="0" b="0" l="0"/>
             <wp:docPr id="1" name="" descr="" title=""/>
             <wp:cNvGraphicFramePr>
@@ -2954,7 +3256,7 @@
                   <pic:spPr bwMode="auto">
                     <a:xfrm>
                       <a:off x="0" y="0"/>
-                      <a:ext cx="5334000" cy="2381250"/>
+                      <a:ext cx="5334000" cy="2857500"/>
                     </a:xfrm>
                     <a:prstGeom prst="rect">
                       <a:avLst/>
@@ -2979,427 +3281,7 @@
           <w:sz w:val="16"/>
           <w:szCs w:val="16"/>
         </w:rPr>
-        <w:t xml:space="preserve">Admin — NID Verify queue; loads cleanly with 0 console errors.</w:t>
-      </w:r>
-    </w:p>
-    <w:p>
-      <w:pPr>
-        <w:pStyle w:val="Heading1"/>
-        <w:spacing w:after="120" w:before="240"/>
-      </w:pPr>
-      <w:r>
-        <w:t xml:space="preserve">7. R5 — Responsiveness findings</w:t>
-      </w:r>
-    </w:p>
-    <w:p>
-      <w:pPr>
-        <w:spacing w:after="80"/>
-      </w:pPr>
-      <w:r>
-        <w:t xml:space="preserve">Each surface was re-tested at tablet (768×1024) and mobile (375×812). Overall the responsive behaviour is solid — proper breakpoints, collapsing navigation, and no horizontal overflow (admin documentScrollWidth 360 ≤ 375). Two nits and one carry-over bug are noted.</w:t>
-      </w:r>
-    </w:p>
-    <w:tbl>
-      <w:tblPr>
-        <w:tblW w:type="pct" w:w="100%"/>
-        <w:tblBorders>
-          <w:top w:val="single" w:color="BBBBBB" w:sz="1"/>
-          <w:left w:val="single" w:color="BBBBBB" w:sz="1"/>
-          <w:bottom w:val="single" w:color="BBBBBB" w:sz="1"/>
-          <w:right w:val="single" w:color="BBBBBB" w:sz="1"/>
-          <w:insideH w:val="single" w:color="BBBBBB" w:sz="1"/>
-          <w:insideV w:val="single" w:color="BBBBBB" w:sz="1"/>
-        </w:tblBorders>
-      </w:tblPr>
-      <w:tblGrid>
-        <w:gridCol w:w="100"/>
-        <w:gridCol w:w="100"/>
-        <w:gridCol w:w="100"/>
-        <w:gridCol w:w="100"/>
-        <w:gridCol w:w="100"/>
-      </w:tblGrid>
-      <w:tr>
-        <w:trPr>
-          <w:tblHeader/>
-        </w:trPr>
-        <w:tc>
-          <w:tcPr>
-            <w:shd w:fill="2E7D32" w:val="clear"/>
-          </w:tcPr>
-          <w:p>
-            <w:r>
-              <w:rPr>
-                <w:b/>
-                <w:bCs/>
-                <w:color w:val="FFFFFF"/>
-              </w:rPr>
-              <w:t xml:space="preserve">Surface</w:t>
-            </w:r>
-          </w:p>
-        </w:tc>
-        <w:tc>
-          <w:tcPr>
-            <w:shd w:fill="2E7D32" w:val="clear"/>
-          </w:tcPr>
-          <w:p>
-            <w:r>
-              <w:rPr>
-                <w:b/>
-                <w:bCs/>
-                <w:color w:val="FFFFFF"/>
-              </w:rPr>
-              <w:t xml:space="preserve">Desktop 1920</w:t>
-            </w:r>
-          </w:p>
-        </w:tc>
-        <w:tc>
-          <w:tcPr>
-            <w:shd w:fill="2E7D32" w:val="clear"/>
-          </w:tcPr>
-          <w:p>
-            <w:r>
-              <w:rPr>
-                <w:b/>
-                <w:bCs/>
-                <w:color w:val="FFFFFF"/>
-              </w:rPr>
-              <w:t xml:space="preserve">Tablet 768</w:t>
-            </w:r>
-          </w:p>
-        </w:tc>
-        <w:tc>
-          <w:tcPr>
-            <w:shd w:fill="2E7D32" w:val="clear"/>
-          </w:tcPr>
-          <w:p>
-            <w:r>
-              <w:rPr>
-                <w:b/>
-                <w:bCs/>
-                <w:color w:val="FFFFFF"/>
-              </w:rPr>
-              <w:t xml:space="preserve">Mobile 375</w:t>
-            </w:r>
-          </w:p>
-        </w:tc>
-        <w:tc>
-          <w:tcPr>
-            <w:shd w:fill="2E7D32" w:val="clear"/>
-          </w:tcPr>
-          <w:p>
-            <w:r>
-              <w:rPr>
-                <w:b/>
-                <w:bCs/>
-                <w:color w:val="FFFFFF"/>
-              </w:rPr>
-              <w:t xml:space="preserve">Verdict</w:t>
-            </w:r>
-          </w:p>
-        </w:tc>
-      </w:tr>
-      <w:tr>
-        <w:tc>
-          <w:p>
-            <w:r>
-              <w:rPr>
-                <w:b w:val="false"/>
-                <w:bCs w:val="false"/>
-              </w:rPr>
-              <w:t xml:space="preserve">Home (guest)</w:t>
-            </w:r>
-          </w:p>
-        </w:tc>
-        <w:tc>
-          <w:p>
-            <w:r>
-              <w:rPr>
-                <w:b w:val="false"/>
-                <w:bCs w:val="false"/>
-              </w:rPr>
-              <w:t xml:space="preserve">Full header</w:t>
-            </w:r>
-          </w:p>
-        </w:tc>
-        <w:tc>
-          <w:p>
-            <w:r>
-              <w:rPr>
-                <w:b w:val="false"/>
-                <w:bCs w:val="false"/>
-              </w:rPr>
-              <w:t xml:space="preserve">Hamburger + drawer</w:t>
-            </w:r>
-          </w:p>
-        </w:tc>
-        <w:tc>
-          <w:p>
-            <w:r>
-              <w:rPr>
-                <w:b w:val="false"/>
-                <w:bCs w:val="false"/>
-              </w:rPr>
-              <w:t xml:space="preserve">Hamburger + drawer (Alpine OK, 0 errors)</w:t>
-            </w:r>
-          </w:p>
-        </w:tc>
-        <w:tc>
-          <w:p>
-            <w:r>
-              <w:rPr>
-                <w:b/>
-                <w:bCs/>
-                <w:color w:val="2E7D32"/>
-              </w:rPr>
-              <w:t xml:space="preserve">Pass</w:t>
-            </w:r>
-          </w:p>
-        </w:tc>
-      </w:tr>
-      <w:tr>
-        <w:tc>
-          <w:p>
-            <w:r>
-              <w:rPr>
-                <w:b w:val="false"/>
-                <w:bCs w:val="false"/>
-              </w:rPr>
-              <w:t xml:space="preserve">Search (guest)</w:t>
-            </w:r>
-          </w:p>
-        </w:tc>
-        <w:tc>
-          <w:p>
-            <w:r>
-              <w:rPr>
-                <w:b w:val="false"/>
-                <w:bCs w:val="false"/>
-              </w:rPr>
-              <w:t xml:space="preserve">2-col sidebar + grid</w:t>
-            </w:r>
-          </w:p>
-        </w:tc>
-        <w:tc>
-          <w:p>
-            <w:r>
-              <w:rPr>
-                <w:b w:val="false"/>
-                <w:bCs w:val="false"/>
-              </w:rPr>
-              <w:t xml:space="preserve">Sidebar → Filters drawer</w:t>
-            </w:r>
-          </w:p>
-        </w:tc>
-        <w:tc>
-          <w:p>
-            <w:r>
-              <w:rPr>
-                <w:b w:val="false"/>
-                <w:bCs w:val="false"/>
-              </w:rPr>
-              <w:t xml:space="preserve">Single col + Filters drawer</w:t>
-            </w:r>
-          </w:p>
-        </w:tc>
-        <w:tc>
-          <w:p>
-            <w:r>
-              <w:rPr>
-                <w:b/>
-                <w:bCs/>
-                <w:color w:val="EF6C00"/>
-              </w:rPr>
-              <w:t xml:space="preserve">Pass*</w:t>
-            </w:r>
-          </w:p>
-        </w:tc>
-      </w:tr>
-      <w:tr>
-        <w:tc>
-          <w:p>
-            <w:r>
-              <w:rPr>
-                <w:b w:val="false"/>
-                <w:bCs w:val="false"/>
-              </w:rPr>
-              <w:t xml:space="preserve">Admin</w:t>
-            </w:r>
-          </w:p>
-        </w:tc>
-        <w:tc>
-          <w:p>
-            <w:r>
-              <w:rPr>
-                <w:b w:val="false"/>
-                <w:bCs w:val="false"/>
-              </w:rPr>
-              <w:t xml:space="preserve">Fixed sidebar</w:t>
-            </w:r>
-          </w:p>
-        </w:tc>
-        <w:tc>
-          <w:p>
-            <w:r>
-              <w:rPr>
-                <w:b w:val="false"/>
-                <w:bCs w:val="false"/>
-              </w:rPr>
-              <w:t xml:space="preserve">Collapses</w:t>
-            </w:r>
-          </w:p>
-        </w:tc>
-        <w:tc>
-          <w:p>
-            <w:r>
-              <w:rPr>
-                <w:b w:val="false"/>
-                <w:bCs w:val="false"/>
-              </w:rPr>
-              <w:t xml:space="preserve">Off-canvas drawer, no overflow</w:t>
-            </w:r>
-          </w:p>
-        </w:tc>
-        <w:tc>
-          <w:p>
-            <w:r>
-              <w:rPr>
-                <w:b/>
-                <w:bCs/>
-                <w:color w:val="2E7D32"/>
-              </w:rPr>
-              <w:t xml:space="preserve">Pass</w:t>
-            </w:r>
-          </w:p>
-        </w:tc>
-      </w:tr>
-      <w:tr>
-        <w:tc>
-          <w:p>
-            <w:r>
-              <w:rPr>
-                <w:b w:val="false"/>
-                <w:bCs w:val="false"/>
-              </w:rPr>
-              <w:t xml:space="preserve">Renter dashboard</w:t>
-            </w:r>
-          </w:p>
-        </w:tc>
-        <w:tc>
-          <w:p>
-            <w:r>
-              <w:rPr>
-                <w:b w:val="false"/>
-                <w:bCs w:val="false"/>
-              </w:rPr>
-              <w:t xml:space="preserve">Sidebar + content</w:t>
-            </w:r>
-          </w:p>
-        </w:tc>
-        <w:tc>
-          <w:p>
-            <w:r>
-              <w:rPr>
-                <w:b w:val="false"/>
-                <w:bCs w:val="false"/>
-              </w:rPr>
-              <w:t xml:space="preserve">Reflows</w:t>
-            </w:r>
-          </w:p>
-        </w:tc>
-        <w:tc>
-          <w:p>
-            <w:r>
-              <w:rPr>
-                <w:b w:val="false"/>
-                <w:bCs w:val="false"/>
-              </w:rPr>
-              <w:t xml:space="preserve">Sidebar collapses, no overflow (scrollWidth 360)</w:t>
-            </w:r>
-          </w:p>
-        </w:tc>
-        <w:tc>
-          <w:p>
-            <w:r>
-              <w:rPr>
-                <w:b/>
-                <w:bCs/>
-                <w:color w:val="2E7D32"/>
-              </w:rPr>
-              <w:t xml:space="preserve">Pass</w:t>
-            </w:r>
-          </w:p>
-        </w:tc>
-      </w:tr>
-      <w:tr>
-        <w:tc>
-          <w:p>
-            <w:r>
-              <w:rPr>
-                <w:b w:val="false"/>
-                <w:bCs w:val="false"/>
-              </w:rPr>
-              <w:t xml:space="preserve">Owner</w:t>
-            </w:r>
-          </w:p>
-        </w:tc>
-        <w:tc>
-          <w:p>
-            <w:r>
-              <w:rPr>
-                <w:b w:val="false"/>
-                <w:bCs w:val="false"/>
-              </w:rPr>
-              <w:t xml:space="preserve">Sidebar + content</w:t>
-            </w:r>
-          </w:p>
-        </w:tc>
-        <w:tc>
-          <w:p>
-            <w:r>
-              <w:rPr>
-                <w:b w:val="false"/>
-                <w:bCs w:val="false"/>
-              </w:rPr>
-              <w:t xml:space="preserve">—</w:t>
-            </w:r>
-          </w:p>
-        </w:tc>
-        <w:tc>
-          <w:p>
-            <w:r>
-              <w:rPr>
-                <w:b w:val="false"/>
-                <w:bCs w:val="false"/>
-              </w:rPr>
-              <w:t xml:space="preserve">Same shell as renter/admin</w:t>
-            </w:r>
-          </w:p>
-        </w:tc>
-        <w:tc>
-          <w:p>
-            <w:r>
-              <w:rPr>
-                <w:b w:val="false"/>
-                <w:bCs w:val="false"/>
-                <w:color w:val="666666"/>
-              </w:rPr>
-              <w:t xml:space="preserve">Desktop OK</w:t>
-            </w:r>
-          </w:p>
-        </w:tc>
-      </w:tr>
-    </w:tbl>
-    <w:p>
-      <w:pPr>
-        <w:spacing w:after="80"/>
-      </w:pPr>
-      <w:r>
-        <w:rPr>
-          <w:i/>
-          <w:iCs/>
-          <w:color w:val="666666"/>
-        </w:rPr>
-        <w:t xml:space="preserve">* Search reflows correctly, but the price slider is missing at every breakpoint (R2).</w:t>
+        <w:t xml:space="preserve">Owner — 10-step Add-Listing wizard (Type → Preview); “Continue” stays disabled until a property type + audience are chosen, and the flow promises save-and-resume.</w:t>
       </w:r>
     </w:p>
     <w:p>
@@ -3409,7 +3291,7 @@
       <w:r>
         <w:drawing>
           <wp:inline distT="0" distB="0" distL="0" distR="0">
-            <wp:extent cx="2381250" cy="5143500"/>
+            <wp:extent cx="5334000" cy="2381250"/>
             <wp:effectExtent t="0" r="0" b="0" l="0"/>
             <wp:docPr id="1" name="" descr="" title=""/>
             <wp:cNvGraphicFramePr>
@@ -3434,7 +3316,7 @@
                   <pic:spPr bwMode="auto">
                     <a:xfrm>
                       <a:off x="0" y="0"/>
-                      <a:ext cx="2381250" cy="5143500"/>
+                      <a:ext cx="5334000" cy="2381250"/>
                     </a:xfrm>
                     <a:prstGeom prst="rect">
                       <a:avLst/>
@@ -3459,7 +3341,427 @@
           <w:sz w:val="16"/>
           <w:szCs w:val="16"/>
         </w:rPr>
-        <w:t xml:space="preserve">RESP-02 — Search at 375px: sidebar collapses, filters move into a Quick Filter / Filters drawer. Layout reflows cleanly.</w:t>
+        <w:t xml:space="preserve">Admin — NID Verify queue; loads cleanly with 0 console errors.</w:t>
+      </w:r>
+    </w:p>
+    <w:p>
+      <w:pPr>
+        <w:pStyle w:val="Heading1"/>
+        <w:spacing w:after="120" w:before="240"/>
+      </w:pPr>
+      <w:r>
+        <w:t xml:space="preserve">7. R5 — Responsiveness findings</w:t>
+      </w:r>
+    </w:p>
+    <w:p>
+      <w:pPr>
+        <w:spacing w:after="80"/>
+      </w:pPr>
+      <w:r>
+        <w:t xml:space="preserve">Each surface was re-tested at tablet (768×1024) and mobile (375×812). Overall the responsive behaviour is solid — proper breakpoints, collapsing navigation, and no horizontal overflow (admin documentScrollWidth 360 ≤ 375). Two nits and one carry-over bug are noted.</w:t>
+      </w:r>
+    </w:p>
+    <w:tbl>
+      <w:tblPr>
+        <w:tblW w:type="pct" w:w="100%"/>
+        <w:tblBorders>
+          <w:top w:val="single" w:color="BBBBBB" w:sz="1"/>
+          <w:left w:val="single" w:color="BBBBBB" w:sz="1"/>
+          <w:bottom w:val="single" w:color="BBBBBB" w:sz="1"/>
+          <w:right w:val="single" w:color="BBBBBB" w:sz="1"/>
+          <w:insideH w:val="single" w:color="BBBBBB" w:sz="1"/>
+          <w:insideV w:val="single" w:color="BBBBBB" w:sz="1"/>
+        </w:tblBorders>
+      </w:tblPr>
+      <w:tblGrid>
+        <w:gridCol w:w="100"/>
+        <w:gridCol w:w="100"/>
+        <w:gridCol w:w="100"/>
+        <w:gridCol w:w="100"/>
+        <w:gridCol w:w="100"/>
+      </w:tblGrid>
+      <w:tr>
+        <w:trPr>
+          <w:tblHeader/>
+        </w:trPr>
+        <w:tc>
+          <w:tcPr>
+            <w:shd w:fill="2E7D32" w:val="clear"/>
+          </w:tcPr>
+          <w:p>
+            <w:r>
+              <w:rPr>
+                <w:b/>
+                <w:bCs/>
+                <w:color w:val="FFFFFF"/>
+              </w:rPr>
+              <w:t xml:space="preserve">Surface</w:t>
+            </w:r>
+          </w:p>
+        </w:tc>
+        <w:tc>
+          <w:tcPr>
+            <w:shd w:fill="2E7D32" w:val="clear"/>
+          </w:tcPr>
+          <w:p>
+            <w:r>
+              <w:rPr>
+                <w:b/>
+                <w:bCs/>
+                <w:color w:val="FFFFFF"/>
+              </w:rPr>
+              <w:t xml:space="preserve">Desktop 1920</w:t>
+            </w:r>
+          </w:p>
+        </w:tc>
+        <w:tc>
+          <w:tcPr>
+            <w:shd w:fill="2E7D32" w:val="clear"/>
+          </w:tcPr>
+          <w:p>
+            <w:r>
+              <w:rPr>
+                <w:b/>
+                <w:bCs/>
+                <w:color w:val="FFFFFF"/>
+              </w:rPr>
+              <w:t xml:space="preserve">Tablet 768</w:t>
+            </w:r>
+          </w:p>
+        </w:tc>
+        <w:tc>
+          <w:tcPr>
+            <w:shd w:fill="2E7D32" w:val="clear"/>
+          </w:tcPr>
+          <w:p>
+            <w:r>
+              <w:rPr>
+                <w:b/>
+                <w:bCs/>
+                <w:color w:val="FFFFFF"/>
+              </w:rPr>
+              <w:t xml:space="preserve">Mobile 375</w:t>
+            </w:r>
+          </w:p>
+        </w:tc>
+        <w:tc>
+          <w:tcPr>
+            <w:shd w:fill="2E7D32" w:val="clear"/>
+          </w:tcPr>
+          <w:p>
+            <w:r>
+              <w:rPr>
+                <w:b/>
+                <w:bCs/>
+                <w:color w:val="FFFFFF"/>
+              </w:rPr>
+              <w:t xml:space="preserve">Verdict</w:t>
+            </w:r>
+          </w:p>
+        </w:tc>
+      </w:tr>
+      <w:tr>
+        <w:tc>
+          <w:p>
+            <w:r>
+              <w:rPr>
+                <w:b w:val="false"/>
+                <w:bCs w:val="false"/>
+              </w:rPr>
+              <w:t xml:space="preserve">Home (guest)</w:t>
+            </w:r>
+          </w:p>
+        </w:tc>
+        <w:tc>
+          <w:p>
+            <w:r>
+              <w:rPr>
+                <w:b w:val="false"/>
+                <w:bCs w:val="false"/>
+              </w:rPr>
+              <w:t xml:space="preserve">Full header</w:t>
+            </w:r>
+          </w:p>
+        </w:tc>
+        <w:tc>
+          <w:p>
+            <w:r>
+              <w:rPr>
+                <w:b w:val="false"/>
+                <w:bCs w:val="false"/>
+              </w:rPr>
+              <w:t xml:space="preserve">Hamburger + drawer</w:t>
+            </w:r>
+          </w:p>
+        </w:tc>
+        <w:tc>
+          <w:p>
+            <w:r>
+              <w:rPr>
+                <w:b w:val="false"/>
+                <w:bCs w:val="false"/>
+              </w:rPr>
+              <w:t xml:space="preserve">Hamburger + drawer (Alpine OK, 0 errors)</w:t>
+            </w:r>
+          </w:p>
+        </w:tc>
+        <w:tc>
+          <w:p>
+            <w:r>
+              <w:rPr>
+                <w:b/>
+                <w:bCs/>
+                <w:color w:val="2E7D32"/>
+              </w:rPr>
+              <w:t xml:space="preserve">Pass</w:t>
+            </w:r>
+          </w:p>
+        </w:tc>
+      </w:tr>
+      <w:tr>
+        <w:tc>
+          <w:p>
+            <w:r>
+              <w:rPr>
+                <w:b w:val="false"/>
+                <w:bCs w:val="false"/>
+              </w:rPr>
+              <w:t xml:space="preserve">Search (guest)</w:t>
+            </w:r>
+          </w:p>
+        </w:tc>
+        <w:tc>
+          <w:p>
+            <w:r>
+              <w:rPr>
+                <w:b w:val="false"/>
+                <w:bCs w:val="false"/>
+              </w:rPr>
+              <w:t xml:space="preserve">2-col sidebar + grid</w:t>
+            </w:r>
+          </w:p>
+        </w:tc>
+        <w:tc>
+          <w:p>
+            <w:r>
+              <w:rPr>
+                <w:b w:val="false"/>
+                <w:bCs w:val="false"/>
+              </w:rPr>
+              <w:t xml:space="preserve">Sidebar → Filters drawer</w:t>
+            </w:r>
+          </w:p>
+        </w:tc>
+        <w:tc>
+          <w:p>
+            <w:r>
+              <w:rPr>
+                <w:b w:val="false"/>
+                <w:bCs w:val="false"/>
+              </w:rPr>
+              <w:t xml:space="preserve">Single col + Filters drawer</w:t>
+            </w:r>
+          </w:p>
+        </w:tc>
+        <w:tc>
+          <w:p>
+            <w:r>
+              <w:rPr>
+                <w:b/>
+                <w:bCs/>
+                <w:color w:val="EF6C00"/>
+              </w:rPr>
+              <w:t xml:space="preserve">Pass*</w:t>
+            </w:r>
+          </w:p>
+        </w:tc>
+      </w:tr>
+      <w:tr>
+        <w:tc>
+          <w:p>
+            <w:r>
+              <w:rPr>
+                <w:b w:val="false"/>
+                <w:bCs w:val="false"/>
+              </w:rPr>
+              <w:t xml:space="preserve">Admin</w:t>
+            </w:r>
+          </w:p>
+        </w:tc>
+        <w:tc>
+          <w:p>
+            <w:r>
+              <w:rPr>
+                <w:b w:val="false"/>
+                <w:bCs w:val="false"/>
+              </w:rPr>
+              <w:t xml:space="preserve">Fixed sidebar</w:t>
+            </w:r>
+          </w:p>
+        </w:tc>
+        <w:tc>
+          <w:p>
+            <w:r>
+              <w:rPr>
+                <w:b w:val="false"/>
+                <w:bCs w:val="false"/>
+              </w:rPr>
+              <w:t xml:space="preserve">Collapses</w:t>
+            </w:r>
+          </w:p>
+        </w:tc>
+        <w:tc>
+          <w:p>
+            <w:r>
+              <w:rPr>
+                <w:b w:val="false"/>
+                <w:bCs w:val="false"/>
+              </w:rPr>
+              <w:t xml:space="preserve">Off-canvas drawer, no overflow</w:t>
+            </w:r>
+          </w:p>
+        </w:tc>
+        <w:tc>
+          <w:p>
+            <w:r>
+              <w:rPr>
+                <w:b/>
+                <w:bCs/>
+                <w:color w:val="2E7D32"/>
+              </w:rPr>
+              <w:t xml:space="preserve">Pass</w:t>
+            </w:r>
+          </w:p>
+        </w:tc>
+      </w:tr>
+      <w:tr>
+        <w:tc>
+          <w:p>
+            <w:r>
+              <w:rPr>
+                <w:b w:val="false"/>
+                <w:bCs w:val="false"/>
+              </w:rPr>
+              <w:t xml:space="preserve">Renter dashboard</w:t>
+            </w:r>
+          </w:p>
+        </w:tc>
+        <w:tc>
+          <w:p>
+            <w:r>
+              <w:rPr>
+                <w:b w:val="false"/>
+                <w:bCs w:val="false"/>
+              </w:rPr>
+              <w:t xml:space="preserve">Sidebar + content</w:t>
+            </w:r>
+          </w:p>
+        </w:tc>
+        <w:tc>
+          <w:p>
+            <w:r>
+              <w:rPr>
+                <w:b w:val="false"/>
+                <w:bCs w:val="false"/>
+              </w:rPr>
+              <w:t xml:space="preserve">Reflows</w:t>
+            </w:r>
+          </w:p>
+        </w:tc>
+        <w:tc>
+          <w:p>
+            <w:r>
+              <w:rPr>
+                <w:b w:val="false"/>
+                <w:bCs w:val="false"/>
+              </w:rPr>
+              <w:t xml:space="preserve">Sidebar collapses, no overflow (scrollWidth 360)</w:t>
+            </w:r>
+          </w:p>
+        </w:tc>
+        <w:tc>
+          <w:p>
+            <w:r>
+              <w:rPr>
+                <w:b/>
+                <w:bCs/>
+                <w:color w:val="2E7D32"/>
+              </w:rPr>
+              <w:t xml:space="preserve">Pass</w:t>
+            </w:r>
+          </w:p>
+        </w:tc>
+      </w:tr>
+      <w:tr>
+        <w:tc>
+          <w:p>
+            <w:r>
+              <w:rPr>
+                <w:b w:val="false"/>
+                <w:bCs w:val="false"/>
+              </w:rPr>
+              <w:t xml:space="preserve">Owner</w:t>
+            </w:r>
+          </w:p>
+        </w:tc>
+        <w:tc>
+          <w:p>
+            <w:r>
+              <w:rPr>
+                <w:b w:val="false"/>
+                <w:bCs w:val="false"/>
+              </w:rPr>
+              <w:t xml:space="preserve">Sidebar + content</w:t>
+            </w:r>
+          </w:p>
+        </w:tc>
+        <w:tc>
+          <w:p>
+            <w:r>
+              <w:rPr>
+                <w:b w:val="false"/>
+                <w:bCs w:val="false"/>
+              </w:rPr>
+              <w:t xml:space="preserve">—</w:t>
+            </w:r>
+          </w:p>
+        </w:tc>
+        <w:tc>
+          <w:p>
+            <w:r>
+              <w:rPr>
+                <w:b w:val="false"/>
+                <w:bCs w:val="false"/>
+              </w:rPr>
+              <w:t xml:space="preserve">Same shell as renter/admin</w:t>
+            </w:r>
+          </w:p>
+        </w:tc>
+        <w:tc>
+          <w:p>
+            <w:r>
+              <w:rPr>
+                <w:b w:val="false"/>
+                <w:bCs w:val="false"/>
+                <w:color w:val="666666"/>
+              </w:rPr>
+              <w:t xml:space="preserve">Desktop OK</w:t>
+            </w:r>
+          </w:p>
+        </w:tc>
+      </w:tr>
+    </w:tbl>
+    <w:p>
+      <w:pPr>
+        <w:spacing w:after="80"/>
+      </w:pPr>
+      <w:r>
+        <w:rPr>
+          <w:i/>
+          <w:iCs/>
+          <w:color w:val="666666"/>
+        </w:rPr>
+        <w:t xml:space="preserve">* Search reflows correctly, but the price slider is missing at every breakpoint (R2).</w:t>
       </w:r>
     </w:p>
     <w:p>
@@ -3519,7 +3821,7 @@
           <w:sz w:val="16"/>
           <w:szCs w:val="16"/>
         </w:rPr>
-        <w:t xml:space="preserve">RESP-04b — Admin at 375px with the off-canvas nav drawer open; no horizontal overflow.</w:t>
+        <w:t xml:space="preserve">RESP-02 — Search at 375px: sidebar collapses, filters move into a Quick Filter / Filters drawer. Layout reflows cleanly.</w:t>
       </w:r>
     </w:p>
     <w:p>
@@ -3546,6 +3848,66 @@
                   </pic:nvPicPr>
                   <pic:blipFill>
                     <a:blip r:embed="rId18" cstate="none"/>
+                    <a:srcRect/>
+                    <a:stretch>
+                      <a:fillRect/>
+                    </a:stretch>
+                  </pic:blipFill>
+                  <pic:spPr bwMode="auto">
+                    <a:xfrm>
+                      <a:off x="0" y="0"/>
+                      <a:ext cx="2381250" cy="5143500"/>
+                    </a:xfrm>
+                    <a:prstGeom prst="rect">
+                      <a:avLst/>
+                    </a:prstGeom>
+                  </pic:spPr>
+                </pic:pic>
+              </a:graphicData>
+            </a:graphic>
+          </wp:inline>
+        </w:drawing>
+      </w:r>
+    </w:p>
+    <w:p>
+      <w:pPr>
+        <w:spacing w:after="160"/>
+      </w:pPr>
+      <w:r>
+        <w:rPr>
+          <w:i/>
+          <w:iCs/>
+          <w:color w:val="666666"/>
+          <w:sz w:val="16"/>
+          <w:szCs w:val="16"/>
+        </w:rPr>
+        <w:t xml:space="preserve">RESP-04b — Admin at 375px with the off-canvas nav drawer open; no horizontal overflow.</w:t>
+      </w:r>
+    </w:p>
+    <w:p>
+      <w:pPr>
+        <w:spacing w:after="60"/>
+      </w:pPr>
+      <w:r>
+        <w:drawing>
+          <wp:inline distT="0" distB="0" distL="0" distR="0">
+            <wp:extent cx="2381250" cy="5143500"/>
+            <wp:effectExtent t="0" r="0" b="0" l="0"/>
+            <wp:docPr id="1" name="" descr="" title=""/>
+            <wp:cNvGraphicFramePr>
+              <a:graphicFrameLocks xmlns:a="http://schemas.openxmlformats.org/drawingml/2006/main" noChangeAspect="1"/>
+            </wp:cNvGraphicFramePr>
+            <a:graphic xmlns:a="http://schemas.openxmlformats.org/drawingml/2006/main">
+              <a:graphicData uri="http://schemas.openxmlformats.org/drawingml/2006/picture">
+                <pic:pic xmlns:pic="http://schemas.openxmlformats.org/drawingml/2006/picture">
+                  <pic:nvPicPr>
+                    <pic:cNvPr id="0" name="" descr=""/>
+                    <pic:cNvPicPr>
+                      <a:picLocks noChangeAspect="1" noChangeArrowheads="1"/>
+                    </pic:cNvPicPr>
+                  </pic:nvPicPr>
+                  <pic:blipFill>
+                    <a:blip r:embed="rId19" cstate="none"/>
                     <a:srcRect/>
                     <a:stretch>
                       <a:fillRect/>
